--- a/Files/02 - Shemos/11 - Pekudei/5785/Pekudei 5785.docx
+++ b/Files/02 - Shemos/11 - Pekudei/5785/Pekudei 5785.docx
@@ -536,7 +536,7 @@
         <w:rPr>
           <w:rFonts w:ascii="Times New Roman" w:hAnsi="Times New Roman" w:cs="Times New Roman"/>
         </w:rPr>
-        <w:t xml:space="preserve"> from America. Sitting next to me was a well-known</w:t>
+        <w:t xml:space="preserve"> from America. Sitting next to me was a well-known </w:t>
       </w:r>
       <w:r>
         <w:rPr>
@@ -1364,7 +1364,7 @@
         <w:rPr>
           <w:rFonts w:ascii="Times New Roman" w:hAnsi="Times New Roman" w:cs="Times New Roman"/>
         </w:rPr>
-        <w:t xml:space="preserve"> Zilberstein gave a fascinating answer. On one hand, a person should avoid suspicion, as we learn in</w:t>
+        <w:t xml:space="preserve"> Zilberstein gave a fascinating answer. On one hand, a person should avoid suspicion, as we learn in </w:t>
       </w:r>
       <w:r>
         <w:rPr>
